--- a/Tài Liệu Đặc Tả Dự án Quản lý Phòng khám.docx
+++ b/Tài Liệu Đặc Tả Dự án Quản lý Phòng khám.docx
@@ -1498,10 +1498,10 @@
           <w:noProof/>
         </w:rPr>
         <w:drawing>
-          <wp:inline distT="0" distB="0" distL="0" distR="0" wp14:anchorId="2498ED7D" wp14:editId="5EE1BAED">
-            <wp:extent cx="5760720" cy="4037330"/>
-            <wp:effectExtent l="0" t="0" r="0" b="1270"/>
-            <wp:docPr id="2" name="Picture 2"/>
+          <wp:inline distT="0" distB="0" distL="0" distR="0" wp14:anchorId="0D675E86" wp14:editId="7E5A2F78">
+            <wp:extent cx="5760720" cy="4023360"/>
+            <wp:effectExtent l="0" t="0" r="0" b="0"/>
+            <wp:docPr id="3" name="Picture 3"/>
             <wp:cNvGraphicFramePr>
               <a:graphicFrameLocks xmlns:a="http://schemas.openxmlformats.org/drawingml/2006/main" noChangeAspect="1"/>
             </wp:cNvGraphicFramePr>
@@ -1509,7 +1509,7 @@
               <a:graphicData uri="http://schemas.openxmlformats.org/drawingml/2006/picture">
                 <pic:pic xmlns:pic="http://schemas.openxmlformats.org/drawingml/2006/picture">
                   <pic:nvPicPr>
-                    <pic:cNvPr id="0" name="Picture 17"/>
+                    <pic:cNvPr id="0" name="Picture 41"/>
                     <pic:cNvPicPr>
                       <a:picLocks noChangeAspect="1" noChangeArrowheads="1"/>
                     </pic:cNvPicPr>
@@ -1530,7 +1530,7 @@
                   <pic:spPr bwMode="auto">
                     <a:xfrm>
                       <a:off x="0" y="0"/>
-                      <a:ext cx="5760720" cy="4037330"/>
+                      <a:ext cx="5760720" cy="4023360"/>
                     </a:xfrm>
                     <a:prstGeom prst="rect">
                       <a:avLst/>
